--- a/templates/BW-0060.docx
+++ b/templates/BW-0060.docx
@@ -80,7 +80,7 @@
           <w:b w:val="0"/>
           <w:sz w:val="20"/>
         </w:rPr>
-        <w:t>Judge: {judge}</w:t>
+        <w:t>Judge: {judge_name}</w:t>
       </w:r>
     </w:p>
     <w:p>

--- a/templates/BW-0060.docx
+++ b/templates/BW-0060.docx
@@ -4,704 +4,941 @@
   <w:body>
     <w:p>
       <w:pPr>
-        <w:spacing w:after="0"/>
+        <w:spacing w:before="0" w:after="0"/>
         <w:jc w:val="center"/>
       </w:pPr>
       <w:r>
         <w:rPr>
-          <w:rFonts w:ascii="Arial" w:hAnsi="Arial"/>
+          <w:rFonts w:ascii="Times New Roman" w:hAnsi="Times New Roman" w:cs="Times New Roman"/>
           <w:b/>
-          <w:sz w:val="22"/>
+          <w:i w:val="0"/>
+          <w:sz w:val="24"/>
         </w:rPr>
         <w:t>IN THE SEVENTEENTH JUDICIAL CIRCUIT, IN AND FOR</w:t>
       </w:r>
     </w:p>
     <w:p>
       <w:pPr>
-        <w:spacing w:after="0"/>
+        <w:spacing w:before="0" w:after="0"/>
         <w:jc w:val="center"/>
       </w:pPr>
       <w:r>
         <w:rPr>
-          <w:rFonts w:ascii="Arial" w:hAnsi="Arial"/>
+          <w:rFonts w:ascii="Times New Roman" w:hAnsi="Times New Roman" w:cs="Times New Roman"/>
           <w:b/>
-          <w:sz w:val="22"/>
+          <w:i w:val="0"/>
+          <w:sz w:val="24"/>
         </w:rPr>
         <w:t>BROWARD COUNTY, FLORIDA</w:t>
       </w:r>
     </w:p>
     <w:p>
       <w:pPr>
-        <w:spacing w:after="240"/>
+        <w:spacing w:before="0" w:after="240"/>
         <w:jc w:val="center"/>
       </w:pPr>
       <w:r>
         <w:rPr>
-          <w:rFonts w:ascii="Arial" w:hAnsi="Arial"/>
+          <w:rFonts w:ascii="Times New Roman" w:hAnsi="Times New Roman" w:cs="Times New Roman"/>
           <w:b/>
-          <w:sz w:val="22"/>
+          <w:i w:val="0"/>
+          <w:sz w:val="24"/>
         </w:rPr>
         <w:t>PROBATE DIVISION</w:t>
       </w:r>
     </w:p>
+    <w:tbl>
+      <w:tblPr>
+        <w:tblW w:type="auto" w:w="0"/>
+        <w:tblLayout w:type="fixed"/>
+        <w:tblLook w:firstColumn="1" w:firstRow="1" w:lastColumn="0" w:lastRow="0" w:noHBand="0" w:noVBand="1" w:val="04A0"/>
+        <w:tblBorders>
+          <w:top w:val="nil"/>
+          <w:left w:val="nil"/>
+          <w:bottom w:val="nil"/>
+          <w:right w:val="nil"/>
+          <w:insideH w:val="nil"/>
+          <w:insideV w:val="nil"/>
+        </w:tblBorders>
+      </w:tblPr>
+      <w:tblGrid>
+        <w:gridCol w:w="4680"/>
+        <w:gridCol w:w="4680"/>
+      </w:tblGrid>
+      <w:tr>
+        <w:tc>
+          <w:tcPr>
+            <w:tcW w:type="dxa" w:w="5040"/>
+          </w:tcPr>
+          <w:p>
+            <w:pPr>
+              <w:spacing w:before="0" w:after="0"/>
+              <w:jc w:val="left"/>
+            </w:pPr>
+            <w:r>
+              <w:rPr>
+                <w:rFonts w:ascii="Times New Roman" w:hAnsi="Times New Roman" w:cs="Times New Roman"/>
+                <w:b/>
+                <w:i w:val="0"/>
+                <w:sz w:val="24"/>
+              </w:rPr>
+              <w:t>In Re: Estate of {decedent_full_name},</w:t>
+            </w:r>
+          </w:p>
+          <w:p>
+            <w:pPr>
+              <w:spacing w:before="0" w:after="0"/>
+              <w:jc w:val="left"/>
+            </w:pPr>
+            <w:r>
+              <w:rPr>
+                <w:rFonts w:ascii="Times New Roman" w:hAnsi="Times New Roman" w:cs="Times New Roman"/>
+                <w:b/>
+                <w:i w:val="0"/>
+                <w:sz w:val="24"/>
+              </w:rPr>
+              <w:t>Deceased.</w:t>
+            </w:r>
+          </w:p>
+        </w:tc>
+        <w:tc>
+          <w:tcPr>
+            <w:tcW w:type="dxa" w:w="4320"/>
+          </w:tcPr>
+          <w:p>
+            <w:pPr>
+              <w:spacing w:before="0" w:after="0"/>
+              <w:jc w:val="left"/>
+            </w:pPr>
+            <w:r>
+              <w:rPr>
+                <w:rFonts w:ascii="Times New Roman" w:hAnsi="Times New Roman" w:cs="Times New Roman"/>
+                <w:b/>
+                <w:i w:val="0"/>
+                <w:sz w:val="24"/>
+              </w:rPr>
+              <w:t>Case No.: {file_no}</w:t>
+            </w:r>
+          </w:p>
+          <w:p>
+            <w:pPr>
+              <w:spacing w:before="0" w:after="0"/>
+              <w:jc w:val="left"/>
+            </w:pPr>
+            <w:r>
+              <w:rPr>
+                <w:rFonts w:ascii="Times New Roman" w:hAnsi="Times New Roman" w:cs="Times New Roman"/>
+                <w:b/>
+                <w:i w:val="0"/>
+                <w:sz w:val="24"/>
+              </w:rPr>
+              <w:t>Judge: {judge_name}</w:t>
+            </w:r>
+          </w:p>
+        </w:tc>
+      </w:tr>
+    </w:tbl>
     <w:p>
       <w:pPr>
-        <w:spacing w:after="0"/>
+        <w:spacing w:before="0" w:after="360"/>
+        <w:jc w:val="left"/>
       </w:pPr>
-      <w:r>
-        <w:rPr>
-          <w:rFonts w:ascii="Arial" w:hAnsi="Arial"/>
-          <w:b w:val="0"/>
-          <w:sz w:val="20"/>
-        </w:rPr>
-        <w:t>In Re: Estate of {decedent_name}</w:t>
-      </w:r>
     </w:p>
     <w:p>
       <w:pPr>
-        <w:spacing w:after="0"/>
-      </w:pPr>
-      <w:r>
-        <w:rPr>
-          <w:rFonts w:ascii="Arial" w:hAnsi="Arial"/>
-          <w:b w:val="0"/>
-          <w:sz w:val="20"/>
-        </w:rPr>
-        <w:t>Case No.: {file_no}</w:t>
-      </w:r>
-    </w:p>
-    <w:p>
-      <w:pPr>
-        <w:spacing w:after="240"/>
-      </w:pPr>
-      <w:r>
-        <w:rPr>
-          <w:rFonts w:ascii="Arial" w:hAnsi="Arial"/>
-          <w:b w:val="0"/>
-          <w:sz w:val="20"/>
-        </w:rPr>
-        <w:t>Judge: {judge_name}</w:t>
-      </w:r>
-    </w:p>
-    <w:p>
-      <w:pPr>
-        <w:spacing w:after="240"/>
+        <w:spacing w:before="0" w:after="360"/>
         <w:jc w:val="center"/>
       </w:pPr>
       <w:r>
         <w:rPr>
-          <w:rFonts w:ascii="Arial" w:hAnsi="Arial"/>
+          <w:rFonts w:ascii="Times New Roman" w:hAnsi="Times New Roman" w:cs="Times New Roman"/>
           <w:b/>
-          <w:sz w:val="22"/>
+          <w:i w:val="0"/>
+          <w:sz w:val="24"/>
         </w:rPr>
         <w:t>AFFIDAVIT OF HEIRS</w:t>
       </w:r>
     </w:p>
     <w:p>
       <w:pPr>
-        <w:spacing w:after="240"/>
+        <w:spacing w:before="0" w:after="360"/>
+        <w:jc w:val="left"/>
       </w:pPr>
       <w:r>
         <w:rPr>
-          <w:rFonts w:ascii="Arial" w:hAnsi="Arial"/>
+          <w:rFonts w:ascii="Times New Roman" w:hAnsi="Times New Roman" w:cs="Times New Roman"/>
           <w:b w:val="0"/>
-          <w:sz w:val="20"/>
+          <w:i/>
+          <w:sz w:val="24"/>
         </w:rPr>
-        <w:t>For purposes of this affidavit, you must list ALL RELATIVES of the Decedent, including yourself, if applicable. Please include even the names of relatives who were deceased at the time of the Decedent's death, indicating that they are deceased and specifying the date of death. If the Decedent never had a relative within a particular category (i.e. the decedent was the only child, and therefore had no siblings), please indicate "None" in that category. If the Decedent's relatives in a particular category are unknown please specify "Unknown." When applicable, please indicate if the relationship is that of a half-relative (i.e. half-brother or half-sister).</w:t>
+        <w:t>For purposes of this affidavit, you must list ALL RELATIVES of the Decedent, including yourself, if applicable. Please include even the names of relatives who were deceased at the time of the Decedent’s death, indicating that they are deceased and specifying the date of death. If the Decedent never had a relative within a particular category (i.e. the decedent was the only child, and therefore had no siblings), please indicate "None" in that category. If the Decedent’s relatives in a particular category are unknown please specify "Unknown." When applicable, please indicate if the relationship is that of a half-relative (i.e. half-brother or half-sister).</w:t>
       </w:r>
     </w:p>
     <w:p>
       <w:pPr>
-        <w:spacing w:after="120"/>
+        <w:spacing w:before="0" w:after="120"/>
+        <w:ind w:firstLine="720"/>
+        <w:jc w:val="left"/>
       </w:pPr>
       <w:r>
         <w:rPr>
-          <w:rFonts w:ascii="Arial" w:hAnsi="Arial"/>
+          <w:rFonts w:ascii="Times New Roman" w:hAnsi="Times New Roman" w:cs="Times New Roman"/>
           <w:b w:val="0"/>
-          <w:sz w:val="20"/>
+          <w:i w:val="0"/>
+          <w:sz w:val="24"/>
         </w:rPr>
-        <w:t>1. The undersigned, {affiant_name},</w:t>
+        <w:t>1. The undersigned, {affiant_name}, {#aoh_has_interest}has an interest in this estate{/aoh_has_interest}{^aoh_has_interest}does not have an interest in this estate{/aoh_has_interest}.</w:t>
       </w:r>
     </w:p>
     <w:p>
       <w:pPr>
-        <w:spacing w:after="60"/>
+        <w:spacing w:before="0" w:after="120"/>
+        <w:ind w:firstLine="720"/>
+        <w:jc w:val="left"/>
       </w:pPr>
       <w:r>
         <w:rPr>
-          <w:rFonts w:ascii="Arial" w:hAnsi="Arial"/>
+          <w:rFonts w:ascii="Times New Roman" w:hAnsi="Times New Roman" w:cs="Times New Roman"/>
           <w:b w:val="0"/>
-          <w:sz w:val="20"/>
+          <w:i w:val="0"/>
+          <w:sz w:val="24"/>
         </w:rPr>
-        <w:t xml:space="preserve">     {aoh_has_interest_check}  has an interest in this estate, OR</w:t>
+        <w:t>I am {#aoh_is_related}related to the Decedent as follows: {aoh_relationship}{/aoh_is_related}{^aoh_is_related}not related to the Decedent{/aoh_is_related}.</w:t>
       </w:r>
     </w:p>
     <w:p>
       <w:pPr>
-        <w:spacing w:after="120"/>
+        <w:spacing w:before="0" w:after="360"/>
+        <w:ind w:firstLine="720"/>
+        <w:jc w:val="left"/>
       </w:pPr>
       <w:r>
         <w:rPr>
-          <w:rFonts w:ascii="Arial" w:hAnsi="Arial"/>
+          <w:rFonts w:ascii="Times New Roman" w:hAnsi="Times New Roman" w:cs="Times New Roman"/>
           <w:b w:val="0"/>
-          <w:sz w:val="20"/>
-        </w:rPr>
-        <w:t xml:space="preserve">     {aoh_no_interest_check}  does not have an interest in this estate.</w:t>
-      </w:r>
-    </w:p>
-    <w:p>
-      <w:pPr>
-        <w:spacing w:after="120"/>
-      </w:pPr>
-      <w:r>
-        <w:rPr>
-          <w:rFonts w:ascii="Arial" w:hAnsi="Arial"/>
-          <w:b w:val="0"/>
-          <w:sz w:val="20"/>
-        </w:rPr>
-        <w:t>I am {aoh_is_related_check} / am not {aoh_not_related_check} related to the Decedent as follows: {aoh_relationship}.</w:t>
-      </w:r>
-    </w:p>
-    <w:p>
-      <w:pPr>
-        <w:spacing w:after="240"/>
-      </w:pPr>
-      <w:r>
-        <w:rPr>
-          <w:rFonts w:ascii="Arial" w:hAnsi="Arial"/>
-          <w:b w:val="0"/>
-          <w:sz w:val="20"/>
+          <w:i w:val="0"/>
+          <w:sz w:val="24"/>
         </w:rPr>
         <w:t>I have known the Decedent for {aoh_years_known} years.</w:t>
       </w:r>
     </w:p>
     <w:p>
       <w:pPr>
-        <w:spacing w:after="120"/>
+        <w:spacing w:before="0" w:after="0"/>
+        <w:jc w:val="left"/>
       </w:pPr>
       <w:r>
         <w:rPr>
-          <w:rFonts w:ascii="Arial" w:hAnsi="Arial"/>
-          <w:b w:val="0"/>
-          <w:sz w:val="20"/>
+          <w:rFonts w:ascii="Times New Roman" w:hAnsi="Times New Roman" w:cs="Times New Roman"/>
+          <w:b/>
+          <w:i w:val="0"/>
+          <w:sz w:val="24"/>
         </w:rPr>
-        <w:t>2a. Spouse of the Decedent. (Provide the name, age, and address. If the spouse is deceased, provide the name and date of death.)</w:t>
+        <w:t>2a. Spouse of the Decedent.</w:t>
       </w:r>
     </w:p>
     <w:p>
       <w:pPr>
-        <w:spacing w:after="240"/>
+        <w:spacing w:before="0" w:after="120"/>
+        <w:jc w:val="left"/>
       </w:pPr>
       <w:r>
         <w:rPr>
-          <w:rFonts w:ascii="Arial" w:hAnsi="Arial"/>
+          <w:rFonts w:ascii="Times New Roman" w:hAnsi="Times New Roman" w:cs="Times New Roman"/>
           <w:b w:val="0"/>
-          <w:sz w:val="20"/>
+          <w:i/>
+          <w:sz w:val="24"/>
+        </w:rPr>
+        <w:t>(Provide the name, age, and address. If the spouse is deceased, provide the name and date of death.)</w:t>
+      </w:r>
+    </w:p>
+    <w:p>
+      <w:pPr>
+        <w:spacing w:before="0" w:after="240"/>
+        <w:ind w:firstLine="720"/>
+        <w:jc w:val="left"/>
+      </w:pPr>
+      <w:r>
+        <w:rPr>
+          <w:rFonts w:ascii="Times New Roman" w:hAnsi="Times New Roman" w:cs="Times New Roman"/>
+          <w:b w:val="0"/>
+          <w:i w:val="0"/>
+          <w:sz w:val="24"/>
         </w:rPr>
         <w:t>{aoh_spouse_info}</w:t>
       </w:r>
     </w:p>
     <w:p>
       <w:pPr>
-        <w:spacing w:after="120"/>
+        <w:spacing w:before="0" w:after="0"/>
+        <w:jc w:val="left"/>
       </w:pPr>
       <w:r>
         <w:rPr>
-          <w:rFonts w:ascii="Arial" w:hAnsi="Arial"/>
-          <w:b w:val="0"/>
-          <w:sz w:val="20"/>
+          <w:rFonts w:ascii="Times New Roman" w:hAnsi="Times New Roman" w:cs="Times New Roman"/>
+          <w:b/>
+          <w:i w:val="0"/>
+          <w:sz w:val="24"/>
         </w:rPr>
-        <w:t>2b. Decedent's former spouse(s) (due to death or divorce). (Provide the name, age, and address. If the former spouse is deceased, provide the name and date of death. If Decedent and former spouse were divorced provide the name of former spouse and date of divorce.)</w:t>
+        <w:t>2b. Decedent’s former spouse(s) (due to death or divorce).</w:t>
       </w:r>
     </w:p>
     <w:p>
       <w:pPr>
-        <w:spacing w:after="240"/>
+        <w:spacing w:before="0" w:after="120"/>
+        <w:jc w:val="left"/>
       </w:pPr>
       <w:r>
         <w:rPr>
-          <w:rFonts w:ascii="Arial" w:hAnsi="Arial"/>
+          <w:rFonts w:ascii="Times New Roman" w:hAnsi="Times New Roman" w:cs="Times New Roman"/>
           <w:b w:val="0"/>
-          <w:sz w:val="20"/>
+          <w:i/>
+          <w:sz w:val="24"/>
+        </w:rPr>
+        <w:t>(Provide the name, age, and address. If the former spouse is deceased, provide the name and date of death. If Decedent and former spouse were divorced, provide the name of former spouse and date of divorce.)</w:t>
+      </w:r>
+    </w:p>
+    <w:p>
+      <w:pPr>
+        <w:spacing w:before="0" w:after="240"/>
+        <w:ind w:firstLine="720"/>
+        <w:jc w:val="left"/>
+      </w:pPr>
+      <w:r>
+        <w:rPr>
+          <w:rFonts w:ascii="Times New Roman" w:hAnsi="Times New Roman" w:cs="Times New Roman"/>
+          <w:b w:val="0"/>
+          <w:i w:val="0"/>
+          <w:sz w:val="24"/>
         </w:rPr>
         <w:t>{aoh_former_spouses}</w:t>
       </w:r>
     </w:p>
     <w:p>
       <w:pPr>
-        <w:spacing w:after="120"/>
+        <w:spacing w:before="0" w:after="0"/>
+        <w:jc w:val="left"/>
       </w:pPr>
       <w:r>
         <w:rPr>
-          <w:rFonts w:ascii="Arial" w:hAnsi="Arial"/>
-          <w:b w:val="0"/>
-          <w:sz w:val="20"/>
+          <w:rFonts w:ascii="Times New Roman" w:hAnsi="Times New Roman" w:cs="Times New Roman"/>
+          <w:b/>
+          <w:i w:val="0"/>
+          <w:sz w:val="24"/>
         </w:rPr>
-        <w:t>3a. Children of the Decedent, or descendants of deceased children. (Provide the name, age, and address. If any of the children are deceased, provide the name and date of death. In addition, indicate if Decedent has any grandchildren from the predeceased children, include the grandchild's name here and provide further information at 4.)</w:t>
+        <w:t>3a. Children of the Decedent, or descendants of deceased children.</w:t>
       </w:r>
     </w:p>
     <w:p>
       <w:pPr>
-        <w:spacing w:after="240"/>
+        <w:spacing w:before="0" w:after="120"/>
+        <w:jc w:val="left"/>
       </w:pPr>
       <w:r>
         <w:rPr>
-          <w:rFonts w:ascii="Arial" w:hAnsi="Arial"/>
+          <w:rFonts w:ascii="Times New Roman" w:hAnsi="Times New Roman" w:cs="Times New Roman"/>
           <w:b w:val="0"/>
-          <w:sz w:val="20"/>
+          <w:i/>
+          <w:sz w:val="24"/>
+        </w:rPr>
+        <w:t>(Provide the name, age, and address. If any of the children are deceased, provide the name and date of death. In addition, indicate if Decedent has any grandchildren from the predeceased children, include the grandchild’s name here and provide further information at 4.)</w:t>
+      </w:r>
+    </w:p>
+    <w:p>
+      <w:pPr>
+        <w:spacing w:before="0" w:after="240"/>
+        <w:ind w:firstLine="720"/>
+        <w:jc w:val="left"/>
+      </w:pPr>
+      <w:r>
+        <w:rPr>
+          <w:rFonts w:ascii="Times New Roman" w:hAnsi="Times New Roman" w:cs="Times New Roman"/>
+          <w:b w:val="0"/>
+          <w:i w:val="0"/>
+          <w:sz w:val="24"/>
         </w:rPr>
         <w:t>{aoh_children}</w:t>
       </w:r>
     </w:p>
     <w:p>
       <w:pPr>
-        <w:spacing w:after="120"/>
+        <w:spacing w:before="0" w:after="0"/>
+        <w:jc w:val="left"/>
       </w:pPr>
       <w:r>
         <w:rPr>
-          <w:rFonts w:ascii="Arial" w:hAnsi="Arial"/>
-          <w:b w:val="0"/>
-          <w:sz w:val="20"/>
+          <w:rFonts w:ascii="Times New Roman" w:hAnsi="Times New Roman" w:cs="Times New Roman"/>
+          <w:b/>
+          <w:i w:val="0"/>
+          <w:sz w:val="24"/>
         </w:rPr>
-        <w:t>3b. If any of the children are not biologically related to both the Decedent and Decedent's spouse at the time of Decedent's death, provide that child's name here and the name of that particular child's other biological parent. If the surviving spouse has children who are not the children of the Decedent provide their names.</w:t>
+        <w:t>3b. Non-biological children.</w:t>
       </w:r>
     </w:p>
     <w:p>
       <w:pPr>
-        <w:spacing w:after="240"/>
+        <w:spacing w:before="0" w:after="120"/>
+        <w:jc w:val="left"/>
       </w:pPr>
       <w:r>
         <w:rPr>
-          <w:rFonts w:ascii="Arial" w:hAnsi="Arial"/>
+          <w:rFonts w:ascii="Times New Roman" w:hAnsi="Times New Roman" w:cs="Times New Roman"/>
           <w:b w:val="0"/>
-          <w:sz w:val="20"/>
+          <w:i/>
+          <w:sz w:val="24"/>
+        </w:rPr>
+        <w:t>(If any of the children are not biologically related to both the Decedent and Decedent’s spouse at the time of Decedent’s death, provide that child’s name here and the name of that particular child’s other biological parent. If the surviving spouse has children who are not the children of the Decedent, provide their names.)</w:t>
+      </w:r>
+    </w:p>
+    <w:p>
+      <w:pPr>
+        <w:spacing w:before="0" w:after="240"/>
+        <w:ind w:firstLine="720"/>
+        <w:jc w:val="left"/>
+      </w:pPr>
+      <w:r>
+        <w:rPr>
+          <w:rFonts w:ascii="Times New Roman" w:hAnsi="Times New Roman" w:cs="Times New Roman"/>
+          <w:b w:val="0"/>
+          <w:i w:val="0"/>
+          <w:sz w:val="24"/>
         </w:rPr>
         <w:t>{aoh_non_biological_children}</w:t>
       </w:r>
     </w:p>
     <w:p>
       <w:pPr>
-        <w:spacing w:after="120"/>
+        <w:spacing w:before="0" w:after="0"/>
+        <w:jc w:val="left"/>
       </w:pPr>
       <w:r>
         <w:rPr>
-          <w:rFonts w:ascii="Arial" w:hAnsi="Arial"/>
-          <w:b w:val="0"/>
-          <w:sz w:val="20"/>
+          <w:rFonts w:ascii="Times New Roman" w:hAnsi="Times New Roman" w:cs="Times New Roman"/>
+          <w:b/>
+          <w:i w:val="0"/>
+          <w:sz w:val="24"/>
         </w:rPr>
-        <w:t>4. Grandchildren of the Decedent. (Provide the name, age, and address. If the grandchild is deceased, indicate the name and date of death.)</w:t>
+        <w:t>4. Grandchildren of the Decedent.</w:t>
       </w:r>
     </w:p>
     <w:p>
       <w:pPr>
-        <w:spacing w:after="240"/>
+        <w:spacing w:before="0" w:after="120"/>
+        <w:jc w:val="left"/>
       </w:pPr>
       <w:r>
         <w:rPr>
-          <w:rFonts w:ascii="Arial" w:hAnsi="Arial"/>
+          <w:rFonts w:ascii="Times New Roman" w:hAnsi="Times New Roman" w:cs="Times New Roman"/>
           <w:b w:val="0"/>
-          <w:sz w:val="20"/>
+          <w:i/>
+          <w:sz w:val="24"/>
+        </w:rPr>
+        <w:t>(Provide the name, age, and address. If the grandchild is deceased, indicate the name and date of death.)</w:t>
+      </w:r>
+    </w:p>
+    <w:p>
+      <w:pPr>
+        <w:spacing w:before="0" w:after="240"/>
+        <w:ind w:firstLine="720"/>
+        <w:jc w:val="left"/>
+      </w:pPr>
+      <w:r>
+        <w:rPr>
+          <w:rFonts w:ascii="Times New Roman" w:hAnsi="Times New Roman" w:cs="Times New Roman"/>
+          <w:b w:val="0"/>
+          <w:i w:val="0"/>
+          <w:sz w:val="24"/>
         </w:rPr>
         <w:t>{aoh_grandchildren}</w:t>
       </w:r>
     </w:p>
     <w:p>
       <w:pPr>
-        <w:spacing w:after="120"/>
+        <w:spacing w:before="0" w:after="0"/>
+        <w:jc w:val="left"/>
       </w:pPr>
       <w:r>
         <w:rPr>
-          <w:rFonts w:ascii="Arial" w:hAnsi="Arial"/>
-          <w:b w:val="0"/>
-          <w:sz w:val="20"/>
+          <w:rFonts w:ascii="Times New Roman" w:hAnsi="Times New Roman" w:cs="Times New Roman"/>
+          <w:b/>
+          <w:i w:val="0"/>
+          <w:sz w:val="24"/>
         </w:rPr>
-        <w:t>5. Parents of the Decedent. (Provide the name, age, and address. If the parents are deceased, indicate the name and date of death.)</w:t>
+        <w:t>5. Parents of the Decedent.</w:t>
       </w:r>
     </w:p>
     <w:p>
       <w:pPr>
-        <w:spacing w:after="240"/>
+        <w:spacing w:before="0" w:after="120"/>
+        <w:jc w:val="left"/>
       </w:pPr>
       <w:r>
         <w:rPr>
-          <w:rFonts w:ascii="Arial" w:hAnsi="Arial"/>
+          <w:rFonts w:ascii="Times New Roman" w:hAnsi="Times New Roman" w:cs="Times New Roman"/>
           <w:b w:val="0"/>
-          <w:sz w:val="20"/>
+          <w:i/>
+          <w:sz w:val="24"/>
+        </w:rPr>
+        <w:t>(Provide the name, age, and address. If the parents are deceased, indicate the name and date of death.)</w:t>
+      </w:r>
+    </w:p>
+    <w:p>
+      <w:pPr>
+        <w:spacing w:before="0" w:after="240"/>
+        <w:ind w:firstLine="720"/>
+        <w:jc w:val="left"/>
+      </w:pPr>
+      <w:r>
+        <w:rPr>
+          <w:rFonts w:ascii="Times New Roman" w:hAnsi="Times New Roman" w:cs="Times New Roman"/>
+          <w:b w:val="0"/>
+          <w:i w:val="0"/>
+          <w:sz w:val="24"/>
         </w:rPr>
         <w:t>{aoh_parents}</w:t>
       </w:r>
     </w:p>
     <w:p>
       <w:pPr>
-        <w:spacing w:after="120"/>
+        <w:spacing w:before="0" w:after="0"/>
+        <w:jc w:val="left"/>
       </w:pPr>
       <w:r>
         <w:rPr>
-          <w:rFonts w:ascii="Arial" w:hAnsi="Arial"/>
-          <w:b w:val="0"/>
-          <w:sz w:val="20"/>
+          <w:rFonts w:ascii="Times New Roman" w:hAnsi="Times New Roman" w:cs="Times New Roman"/>
+          <w:b/>
+          <w:i w:val="0"/>
+          <w:sz w:val="24"/>
         </w:rPr>
-        <w:t>6. Brothers and sisters of the Decedent, or descendants of deceased brothers or sisters. (You must specify if the relationship is that of a half-relative, i.e., half-brother or half-sister. You must provide the name, age, and current address of the Decedent's brothers or sisters or half-siblings. If any of the brothers or sisters or half-siblings are deceased, you must provide the name and date of death. In addition, you must list the children of any predeceased brothers or sisters or half-siblings, if any, along with their current addresses.)</w:t>
+        <w:t>6. Brothers and sisters of the Decedent, or descendants of deceased brothers or sisters.</w:t>
       </w:r>
     </w:p>
     <w:p>
       <w:pPr>
-        <w:spacing w:after="240"/>
+        <w:spacing w:before="0" w:after="120"/>
+        <w:jc w:val="left"/>
       </w:pPr>
       <w:r>
         <w:rPr>
-          <w:rFonts w:ascii="Arial" w:hAnsi="Arial"/>
+          <w:rFonts w:ascii="Times New Roman" w:hAnsi="Times New Roman" w:cs="Times New Roman"/>
           <w:b w:val="0"/>
-          <w:sz w:val="20"/>
+          <w:i/>
+          <w:sz w:val="24"/>
+        </w:rPr>
+        <w:t>(You must specify if the relationship is that of a half-relative, i.e., half-brother or half-sister. You must provide the name, age, and current address of the Decedent’s brothers or sisters or half-siblings. If any of the brothers or sisters or half-siblings are deceased, you must provide the name and date of death. In addition, you must list the children of any predeceased brothers or sisters or half-siblings, if any, along with their current addresses.)</w:t>
+      </w:r>
+    </w:p>
+    <w:p>
+      <w:pPr>
+        <w:spacing w:before="0" w:after="240"/>
+        <w:ind w:firstLine="720"/>
+        <w:jc w:val="left"/>
+      </w:pPr>
+      <w:r>
+        <w:rPr>
+          <w:rFonts w:ascii="Times New Roman" w:hAnsi="Times New Roman" w:cs="Times New Roman"/>
+          <w:b w:val="0"/>
+          <w:i w:val="0"/>
+          <w:sz w:val="24"/>
         </w:rPr>
         <w:t>{aoh_siblings}</w:t>
       </w:r>
     </w:p>
     <w:p>
       <w:pPr>
-        <w:spacing w:after="120"/>
+        <w:spacing w:before="0" w:after="0"/>
+        <w:jc w:val="left"/>
       </w:pPr>
       <w:r>
         <w:rPr>
-          <w:rFonts w:ascii="Arial" w:hAnsi="Arial"/>
-          <w:b w:val="0"/>
-          <w:sz w:val="20"/>
+          <w:rFonts w:ascii="Times New Roman" w:hAnsi="Times New Roman" w:cs="Times New Roman"/>
+          <w:b/>
+          <w:i w:val="0"/>
+          <w:sz w:val="24"/>
         </w:rPr>
-        <w:t>7. Nephews and nieces of the Decedent. (Provide the name, age, and address. If the nephew or niece is deceased, indicate the name and date of death.)</w:t>
+        <w:t>7. Nephews and nieces of the Decedent.</w:t>
       </w:r>
     </w:p>
     <w:p>
       <w:pPr>
-        <w:spacing w:after="240"/>
+        <w:spacing w:before="0" w:after="120"/>
+        <w:jc w:val="left"/>
       </w:pPr>
       <w:r>
         <w:rPr>
-          <w:rFonts w:ascii="Arial" w:hAnsi="Arial"/>
+          <w:rFonts w:ascii="Times New Roman" w:hAnsi="Times New Roman" w:cs="Times New Roman"/>
           <w:b w:val="0"/>
-          <w:sz w:val="20"/>
+          <w:i/>
+          <w:sz w:val="24"/>
+        </w:rPr>
+        <w:t>(Provide the name, age, and address. If the nephew or niece is deceased, indicate the name and date of death.)</w:t>
+      </w:r>
+    </w:p>
+    <w:p>
+      <w:pPr>
+        <w:spacing w:before="0" w:after="240"/>
+        <w:ind w:firstLine="720"/>
+        <w:jc w:val="left"/>
+      </w:pPr>
+      <w:r>
+        <w:rPr>
+          <w:rFonts w:ascii="Times New Roman" w:hAnsi="Times New Roman" w:cs="Times New Roman"/>
+          <w:b w:val="0"/>
+          <w:i w:val="0"/>
+          <w:sz w:val="24"/>
         </w:rPr>
         <w:t>{aoh_nephews_nieces}</w:t>
       </w:r>
     </w:p>
     <w:p>
       <w:pPr>
-        <w:spacing w:after="120"/>
+        <w:spacing w:before="0" w:after="0"/>
+        <w:jc w:val="left"/>
       </w:pPr>
       <w:r>
         <w:rPr>
-          <w:rFonts w:ascii="Arial" w:hAnsi="Arial"/>
-          <w:b w:val="0"/>
-          <w:sz w:val="20"/>
+          <w:rFonts w:ascii="Times New Roman" w:hAnsi="Times New Roman" w:cs="Times New Roman"/>
+          <w:b/>
+          <w:i w:val="0"/>
+          <w:sz w:val="24"/>
         </w:rPr>
-        <w:t>8. Grandparents of the Decedent. (Provide the name, age, and address. If the grandparents are deceased, indicate the name and date of death.)</w:t>
+        <w:t>8. Grandparents of the Decedent.</w:t>
       </w:r>
     </w:p>
     <w:p>
       <w:pPr>
-        <w:spacing w:after="240"/>
+        <w:spacing w:before="0" w:after="120"/>
+        <w:jc w:val="left"/>
       </w:pPr>
       <w:r>
         <w:rPr>
-          <w:rFonts w:ascii="Arial" w:hAnsi="Arial"/>
+          <w:rFonts w:ascii="Times New Roman" w:hAnsi="Times New Roman" w:cs="Times New Roman"/>
           <w:b w:val="0"/>
-          <w:sz w:val="20"/>
+          <w:i/>
+          <w:sz w:val="24"/>
+        </w:rPr>
+        <w:t>(Provide the name, age, and address. If the grandparents are deceased, indicate the name and date of death.)</w:t>
+      </w:r>
+    </w:p>
+    <w:p>
+      <w:pPr>
+        <w:spacing w:before="0" w:after="240"/>
+        <w:ind w:firstLine="720"/>
+        <w:jc w:val="left"/>
+      </w:pPr>
+      <w:r>
+        <w:rPr>
+          <w:rFonts w:ascii="Times New Roman" w:hAnsi="Times New Roman" w:cs="Times New Roman"/>
+          <w:b w:val="0"/>
+          <w:i w:val="0"/>
+          <w:sz w:val="24"/>
         </w:rPr>
         <w:t>{aoh_grandparents}</w:t>
       </w:r>
     </w:p>
     <w:p>
       <w:pPr>
-        <w:spacing w:after="120"/>
+        <w:spacing w:before="0" w:after="0"/>
+        <w:jc w:val="left"/>
       </w:pPr>
       <w:r>
         <w:rPr>
-          <w:rFonts w:ascii="Arial" w:hAnsi="Arial"/>
-          <w:b w:val="0"/>
-          <w:sz w:val="20"/>
+          <w:rFonts w:ascii="Times New Roman" w:hAnsi="Times New Roman" w:cs="Times New Roman"/>
+          <w:b/>
+          <w:i w:val="0"/>
+          <w:sz w:val="24"/>
         </w:rPr>
-        <w:t>9. If there are any relatives who have survived the Decedent and are not listed in the categories specified above, provide the name, relationship to the Decedent, age, and address (i.e., aunts, uncles, cousins, if applicable). Attach additional pages if necessary.</w:t>
+        <w:t>9. Other relatives.</w:t>
       </w:r>
     </w:p>
     <w:p>
       <w:pPr>
-        <w:spacing w:after="240"/>
+        <w:spacing w:before="0" w:after="120"/>
+        <w:jc w:val="left"/>
       </w:pPr>
       <w:r>
         <w:rPr>
-          <w:rFonts w:ascii="Arial" w:hAnsi="Arial"/>
+          <w:rFonts w:ascii="Times New Roman" w:hAnsi="Times New Roman" w:cs="Times New Roman"/>
           <w:b w:val="0"/>
-          <w:sz w:val="20"/>
+          <w:i/>
+          <w:sz w:val="24"/>
+        </w:rPr>
+        <w:t>(If there are any relatives who have survived the Decedent and are not listed in the categories specified above, provide the name, relationship to the Decedent, age, and address (i.e., aunts, uncles, cousins, if applicable). Attach additional pages if necessary.)</w:t>
+      </w:r>
+    </w:p>
+    <w:p>
+      <w:pPr>
+        <w:spacing w:before="0" w:after="240"/>
+        <w:ind w:firstLine="720"/>
+        <w:jc w:val="left"/>
+      </w:pPr>
+      <w:r>
+        <w:rPr>
+          <w:rFonts w:ascii="Times New Roman" w:hAnsi="Times New Roman" w:cs="Times New Roman"/>
+          <w:b w:val="0"/>
+          <w:i w:val="0"/>
+          <w:sz w:val="24"/>
         </w:rPr>
         <w:t>{aoh_other_relatives}</w:t>
       </w:r>
     </w:p>
     <w:p>
       <w:pPr>
-        <w:spacing w:after="480"/>
+        <w:spacing w:before="0" w:after="360"/>
+        <w:jc w:val="left"/>
       </w:pPr>
       <w:r>
         <w:rPr>
-          <w:rFonts w:ascii="Arial" w:hAnsi="Arial"/>
+          <w:rFonts w:ascii="Times New Roman" w:hAnsi="Times New Roman" w:cs="Times New Roman"/>
           <w:b/>
-          <w:sz w:val="20"/>
+          <w:i w:val="0"/>
+          <w:sz w:val="24"/>
         </w:rPr>
         <w:t>UNDER PENALTIES OF PERJURY, I DECLARE THAT I HAVE READ THE FOREGOING AFFIDAVIT OF HEIRS AND THE FACTS STATED HEREIN ARE TRUE AND COMPLETE TO THE BEST OF MY KNOWLEDGE AND BELIEF.</w:t>
       </w:r>
     </w:p>
     <w:p>
       <w:pPr>
-        <w:spacing w:after="0"/>
-        <w:jc w:val="right"/>
+        <w:spacing w:before="120" w:after="360"/>
+        <w:ind w:firstLine="720"/>
+        <w:jc w:val="left"/>
       </w:pPr>
       <w:r>
         <w:rPr>
-          <w:rFonts w:ascii="Arial" w:hAnsi="Arial"/>
+          <w:rFonts w:ascii="Times New Roman" w:hAnsi="Times New Roman" w:cs="Times New Roman"/>
           <w:b w:val="0"/>
-          <w:sz w:val="20"/>
+          <w:i w:val="0"/>
+          <w:sz w:val="24"/>
         </w:rPr>
-        <w:t>______________________________</w:t>
+        <w:t>{#used_ai}{#county_is_broward}The undersigned hereby certifies that generative artificial intelligence was used to prepare this Affidavit of Heirs. The undersigned has independently verified the accuracy of every citation to the law and/or the record, and the accuracy of any language drafted by generative artificial intelligence, including quotations, citations, paraphrased assertions, facts, and legal analysis.{/county_is_broward}{/used_ai}</w:t>
       </w:r>
     </w:p>
     <w:p>
       <w:pPr>
-        <w:spacing w:after="240"/>
-        <w:jc w:val="right"/>
+        <w:spacing w:before="0" w:after="0"/>
+        <w:jc w:val="left"/>
       </w:pPr>
       <w:r>
         <w:rPr>
-          <w:rFonts w:ascii="Arial" w:hAnsi="Arial"/>
+          <w:rFonts w:ascii="Times New Roman" w:hAnsi="Times New Roman" w:cs="Times New Roman"/>
           <w:b w:val="0"/>
-          <w:sz w:val="20"/>
+          <w:i w:val="0"/>
+          <w:sz w:val="24"/>
         </w:rPr>
-        <w:t>Affiant's Signature</w:t>
+        <w:t>_______________________________________</w:t>
       </w:r>
     </w:p>
     <w:p>
       <w:pPr>
-        <w:spacing w:after="0"/>
-        <w:jc w:val="right"/>
+        <w:spacing w:before="0" w:after="240"/>
+        <w:jc w:val="left"/>
       </w:pPr>
       <w:r>
         <w:rPr>
-          <w:rFonts w:ascii="Arial" w:hAnsi="Arial"/>
+          <w:rFonts w:ascii="Times New Roman" w:hAnsi="Times New Roman" w:cs="Times New Roman"/>
           <w:b w:val="0"/>
-          <w:sz w:val="20"/>
+          <w:i w:val="0"/>
+          <w:sz w:val="24"/>
         </w:rPr>
-        <w:t>______________________________</w:t>
+        <w:t>{affiant_name}, Affiant</w:t>
       </w:r>
     </w:p>
     <w:p>
       <w:pPr>
-        <w:spacing w:after="0"/>
-        <w:jc w:val="right"/>
+        <w:spacing w:before="0" w:after="360"/>
+        <w:jc w:val="left"/>
       </w:pPr>
       <w:r>
         <w:rPr>
-          <w:rFonts w:ascii="Arial" w:hAnsi="Arial"/>
+          <w:rFonts w:ascii="Times New Roman" w:hAnsi="Times New Roman" w:cs="Times New Roman"/>
           <w:b w:val="0"/>
-          <w:sz w:val="20"/>
+          <w:i w:val="0"/>
+          <w:sz w:val="24"/>
         </w:rPr>
-        <w:t>______________________________</w:t>
+        <w:t>{affiant_address}</w:t>
       </w:r>
     </w:p>
     <w:p>
       <w:pPr>
-        <w:spacing w:after="0"/>
-        <w:jc w:val="right"/>
+        <w:spacing w:before="0" w:after="0"/>
+        <w:jc w:val="left"/>
       </w:pPr>
       <w:r>
         <w:rPr>
-          <w:rFonts w:ascii="Arial" w:hAnsi="Arial"/>
+          <w:rFonts w:ascii="Times New Roman" w:hAnsi="Times New Roman" w:cs="Times New Roman"/>
           <w:b w:val="0"/>
-          <w:sz w:val="20"/>
+          <w:i w:val="0"/>
+          <w:sz w:val="24"/>
         </w:rPr>
-        <w:t>______________________________</w:t>
+        <w:t>STATE OF {notary_state}</w:t>
       </w:r>
     </w:p>
     <w:p>
       <w:pPr>
-        <w:spacing w:after="0"/>
-        <w:jc w:val="right"/>
+        <w:spacing w:before="0" w:after="240"/>
+        <w:jc w:val="left"/>
       </w:pPr>
       <w:r>
         <w:rPr>
-          <w:rFonts w:ascii="Arial" w:hAnsi="Arial"/>
+          <w:rFonts w:ascii="Times New Roman" w:hAnsi="Times New Roman" w:cs="Times New Roman"/>
           <w:b w:val="0"/>
-          <w:sz w:val="20"/>
+          <w:i w:val="0"/>
+          <w:sz w:val="24"/>
         </w:rPr>
-        <w:t>______________________________</w:t>
+        <w:t>COUNTY OF {notary_county}</w:t>
       </w:r>
     </w:p>
     <w:p>
       <w:pPr>
-        <w:spacing w:after="360"/>
-        <w:jc w:val="right"/>
+        <w:spacing w:before="0" w:after="360"/>
+        <w:jc w:val="left"/>
       </w:pPr>
       <w:r>
         <w:rPr>
-          <w:rFonts w:ascii="Arial" w:hAnsi="Arial"/>
+          <w:rFonts w:ascii="Times New Roman" w:hAnsi="Times New Roman" w:cs="Times New Roman"/>
           <w:b w:val="0"/>
-          <w:sz w:val="20"/>
+          <w:i w:val="0"/>
+          <w:sz w:val="24"/>
         </w:rPr>
-        <w:t>Print name and address of Affiant</w:t>
+        <w:t>Sworn to (or affirmed) and subscribed before me by means of ☐ physical presence or ☐ online notarization, on _____ day of __________, 20___, by {affiant_name}, who is personally known to me or produced ____________________ as identification.</w:t>
       </w:r>
     </w:p>
     <w:p>
       <w:pPr>
-        <w:spacing w:after="0"/>
+        <w:spacing w:before="0" w:after="0"/>
+        <w:jc w:val="left"/>
       </w:pPr>
       <w:r>
         <w:rPr>
-          <w:rFonts w:ascii="Arial" w:hAnsi="Arial"/>
+          <w:rFonts w:ascii="Times New Roman" w:hAnsi="Times New Roman" w:cs="Times New Roman"/>
           <w:b w:val="0"/>
-          <w:sz w:val="20"/>
+          <w:i w:val="0"/>
+          <w:sz w:val="24"/>
         </w:rPr>
-        <w:t>State of {notary_state}</w:t>
+        <w:t>_______________________________________</w:t>
       </w:r>
     </w:p>
     <w:p>
       <w:pPr>
-        <w:spacing w:after="240"/>
+        <w:spacing w:before="0" w:after="240"/>
+        <w:jc w:val="left"/>
       </w:pPr>
       <w:r>
         <w:rPr>
-          <w:rFonts w:ascii="Arial" w:hAnsi="Arial"/>
+          <w:rFonts w:ascii="Times New Roman" w:hAnsi="Times New Roman" w:cs="Times New Roman"/>
           <w:b w:val="0"/>
-          <w:sz w:val="20"/>
-        </w:rPr>
-        <w:t>County of {notary_county}</w:t>
-      </w:r>
-    </w:p>
-    <w:p>
-      <w:pPr>
-        <w:spacing w:after="360"/>
-      </w:pPr>
-      <w:r>
-        <w:rPr>
-          <w:rFonts w:ascii="Arial" w:hAnsi="Arial"/>
-          <w:b w:val="0"/>
-          <w:sz w:val="20"/>
-        </w:rPr>
-        <w:t>Sworn to (or affirmed) and subscribed before me by means of {notary_means} physical presence or ____ online notarization, this {notary_day} day of {notary_month}, 20{notary_year_short}, by {affiant_name}.</w:t>
-      </w:r>
-    </w:p>
-    <w:p>
-      <w:pPr>
-        <w:spacing w:after="0"/>
-        <w:jc w:val="right"/>
-      </w:pPr>
-      <w:r>
-        <w:rPr>
-          <w:rFonts w:ascii="Arial" w:hAnsi="Arial"/>
-          <w:b w:val="0"/>
-          <w:sz w:val="20"/>
-        </w:rPr>
-        <w:t>______________________________</w:t>
-      </w:r>
-    </w:p>
-    <w:p>
-      <w:pPr>
-        <w:spacing w:after="240"/>
-        <w:jc w:val="right"/>
-      </w:pPr>
-      <w:r>
-        <w:rPr>
-          <w:rFonts w:ascii="Arial" w:hAnsi="Arial"/>
-          <w:b w:val="0"/>
-          <w:sz w:val="20"/>
+          <w:i w:val="0"/>
+          <w:sz w:val="24"/>
         </w:rPr>
         <w:t>Notary Public or Deputy Clerk</w:t>
       </w:r>
     </w:p>
     <w:p>
       <w:pPr>
-        <w:spacing w:after="120"/>
+        <w:spacing w:before="0" w:after="0"/>
+        <w:jc w:val="left"/>
       </w:pPr>
       <w:r>
         <w:rPr>
-          <w:rFonts w:ascii="Arial" w:hAnsi="Arial"/>
+          <w:rFonts w:ascii="Times New Roman" w:hAnsi="Times New Roman" w:cs="Times New Roman"/>
           <w:b w:val="0"/>
-          <w:sz w:val="20"/>
+          <w:i w:val="0"/>
+          <w:sz w:val="24"/>
         </w:rPr>
-        <w:t>{notary_personally_known_check} Personally known</w:t>
+        <w:t>_______________________________________</w:t>
       </w:r>
     </w:p>
     <w:p>
       <w:pPr>
-        <w:spacing w:after="240"/>
+        <w:spacing w:before="0" w:after="0"/>
+        <w:jc w:val="left"/>
       </w:pPr>
       <w:r>
         <w:rPr>
-          <w:rFonts w:ascii="Arial" w:hAnsi="Arial"/>
+          <w:rFonts w:ascii="Times New Roman" w:hAnsi="Times New Roman" w:cs="Times New Roman"/>
           <w:b w:val="0"/>
-          <w:sz w:val="20"/>
+          <w:i w:val="0"/>
+          <w:sz w:val="24"/>
         </w:rPr>
-        <w:t>{notary_produced_id_check} Produced identification</w:t>
-      </w:r>
-    </w:p>
-    <w:p>
-      <w:pPr>
-        <w:spacing w:after="0"/>
-        <w:jc w:val="right"/>
-      </w:pPr>
-      <w:r>
-        <w:rPr>
-          <w:rFonts w:ascii="Arial" w:hAnsi="Arial"/>
-          <w:b w:val="0"/>
-          <w:sz w:val="20"/>
-        </w:rPr>
-        <w:t>______________________________</w:t>
-      </w:r>
-    </w:p>
-    <w:p>
-      <w:pPr>
-        <w:spacing w:after="0"/>
-        <w:jc w:val="right"/>
-      </w:pPr>
-      <w:r>
-        <w:rPr>
-          <w:rFonts w:ascii="Arial" w:hAnsi="Arial"/>
-          <w:b w:val="0"/>
-          <w:sz w:val="20"/>
-        </w:rPr>
-        <w:t>Print, Type, or Stamp Commissioned</w:t>
-      </w:r>
-    </w:p>
-    <w:p>
-      <w:pPr>
-        <w:spacing w:after="240"/>
-        <w:jc w:val="right"/>
-      </w:pPr>
-      <w:r>
-        <w:rPr>
-          <w:rFonts w:ascii="Arial" w:hAnsi="Arial"/>
-          <w:b w:val="0"/>
-          <w:sz w:val="20"/>
-        </w:rPr>
-        <w:t>Name of Notary Public or Deputy Clerk</w:t>
-      </w:r>
-    </w:p>
-    <w:p>
-      <w:pPr>
-        <w:spacing w:after="0"/>
-      </w:pPr>
-      <w:r>
-        <w:rPr>
-          <w:rFonts w:ascii="Arial" w:hAnsi="Arial"/>
-          <w:b w:val="0"/>
-          <w:sz w:val="20"/>
-        </w:rPr>
-        <w:t>Type of identification: {notary_identification}</w:t>
+        <w:t>Print, Type, or Stamp Commissioned Name</w:t>
       </w:r>
     </w:p>
     <w:sectPr>
+      <w:headerReference w:type="default" r:id="rId9"/>
       <w:pgSz w:w="12240" w:h="15840"/>
-      <w:pgMar w:top="1440" w:right="1800" w:bottom="1440" w:left="1800" w:header="720" w:footer="720" w:gutter="0"/>
+      <w:pgMar w:top="1440" w:right="1440" w:bottom="1440" w:left="1440" w:header="720" w:footer="720" w:gutter="0"/>
       <w:cols w:space="720"/>
       <w:docGrid w:linePitch="360"/>
+      <w:titlePg/>
     </w:sectPr>
   </w:body>
 </w:document>
+</file>
+
+<file path=word/header1.xml><?xml version="1.0" encoding="utf-8"?>
+<w:hdr xmlns:m="http://schemas.openxmlformats.org/officeDocument/2006/math" xmlns:mc="http://schemas.openxmlformats.org/markup-compatibility/2006" xmlns:mo="http://schemas.microsoft.com/office/mac/office/2008/main" xmlns:mv="urn:schemas-microsoft-com:mac:vml" xmlns:o="urn:schemas-microsoft-com:office:office" xmlns:r="http://schemas.openxmlformats.org/officeDocument/2006/relationships" xmlns:v="urn:schemas-microsoft-com:vml" xmlns:w10="urn:schemas-microsoft-com:office:word" xmlns:w14="http://schemas.microsoft.com/office/word/2010/wordml" xmlns:w="http://schemas.openxmlformats.org/wordprocessingml/2006/main" xmlns:wne="http://schemas.microsoft.com/office/word/2006/wordml" xmlns:wp14="http://schemas.microsoft.com/office/word/2010/wordprocessingDrawing" xmlns:wp="http://schemas.openxmlformats.org/drawingml/2006/wordprocessingDrawing" xmlns:wpc="http://schemas.microsoft.com/office/word/2010/wordprocessingCanvas" xmlns:wpg="http://schemas.microsoft.com/office/word/2010/wordprocessingGroup" xmlns:wpi="http://schemas.microsoft.com/office/word/2010/wordprocessingInk" xmlns:wps="http://schemas.microsoft.com/office/word/2010/wordprocessingShape" mc:Ignorable="w14 wp14">
+  <w:p>
+    <w:pPr>
+      <w:spacing w:after="0"/>
+      <w:jc w:val="right"/>
+    </w:pPr>
+    <w:r>
+      <w:rPr>
+        <w:rFonts w:ascii="Times New Roman" w:hAnsi="Times New Roman" w:cs="Times New Roman"/>
+        <w:b w:val="0"/>
+        <w:i/>
+        <w:sz w:val="22"/>
+      </w:rPr>
+      <w:t>Estate of {decedent_name} — Affidavit of Heirs</w:t>
+    </w:r>
+  </w:p>
+  <w:p>
+    <w:pPr>
+      <w:spacing w:after="240"/>
+      <w:jc w:val="right"/>
+    </w:pPr>
+    <w:r>
+      <w:rPr>
+        <w:rFonts w:ascii="Times New Roman" w:hAnsi="Times New Roman" w:cs="Times New Roman"/>
+        <w:b w:val="0"/>
+        <w:i/>
+        <w:sz w:val="22"/>
+      </w:rPr>
+      <w:t xml:space="preserve">Page </w:t>
+    </w:r>
+    <w:r>
+      <w:rPr>
+        <w:rFonts w:ascii="Times New Roman" w:hAnsi="Times New Roman" w:cs="Times New Roman"/>
+        <w:b w:val="0"/>
+        <w:i/>
+        <w:sz w:val="22"/>
+      </w:rPr>
+      <w:fldChar w:fldCharType="begin"/>
+      <w:instrText xml:space="preserve"> PAGE </w:instrText>
+      <w:fldChar w:fldCharType="end"/>
+    </w:r>
+    <w:r>
+      <w:rPr>
+        <w:rFonts w:ascii="Times New Roman" w:hAnsi="Times New Roman" w:cs="Times New Roman"/>
+        <w:b w:val="0"/>
+        <w:i/>
+        <w:sz w:val="22"/>
+      </w:rPr>
+      <w:t xml:space="preserve"> of </w:t>
+    </w:r>
+    <w:r>
+      <w:rPr>
+        <w:rFonts w:ascii="Times New Roman" w:hAnsi="Times New Roman" w:cs="Times New Roman"/>
+        <w:b w:val="0"/>
+        <w:i/>
+        <w:sz w:val="22"/>
+      </w:rPr>
+      <w:fldChar w:fldCharType="begin"/>
+      <w:instrText xml:space="preserve"> NUMPAGES </w:instrText>
+      <w:fldChar w:fldCharType="end"/>
+    </w:r>
+  </w:p>
+</w:hdr>
 </file>
 
 <file path=word/numbering.xml><?xml version="1.0" encoding="utf-8"?>
@@ -1068,8 +1305,8 @@
     <w:qFormat/>
     <w:rsid w:val="00FC693F"/>
     <w:rPr>
-      <w:rFonts w:ascii="Arial" w:hAnsi="Arial"/>
-      <w:sz w:val="20"/>
+      <w:rFonts w:ascii="Times New Roman" w:hAnsi="Times New Roman"/>
+      <w:sz w:val="24"/>
     </w:rPr>
   </w:style>
   <w:style w:type="paragraph" w:styleId="Header">
